--- a/TlogP_Sounding_Viewer_Dokumentation.docx
+++ b/TlogP_Sounding_Viewer_Dokumentation.docx
@@ -34,7 +34,7 @@
         <w:jc w:val="center"/>
       </w:pPr>
       <w:r>
-        <w:t>Version April 2026  ·  Zielgruppe: Meteorologisch ausgebildete Nutzer</w:t>
+        <w:t>Version September 2026  ·  Zielgruppe: Meteorologisch ausgebildete Nutzer</w:t>
       </w:r>
     </w:p>
     <w:p>
@@ -54,7 +54,7 @@
     <w:p>
       <w:pPr/>
       <w:r>
-        <w:t>Der TlogP Sounding Viewer ist eine browserbasierte Anwendung (single-file HTML/JavaScript) zur Visualisierung und Analyse atmosphärischer Vertikalprofile. Er liest JSON-Dateien ein, die von einem Python-Skript aus ICON-D2-, ICON-EU- und ICON-Global-GRIB2-Daten erzeugt werden, sowie ASCII-Radiosondendaten im Windsond-HEIDIS-Format. Die Darstellung erfolgt als Skew-T/log-p-Diagramm auf einem HTML-Canvas-Element.</w:t>
+        <w:t xml:space="preserve">Der TlogP Sounding Viewer ist eine browserbasierte Anwendung (single-file HTML/JavaScript) zur Visualisierung und Analyse atmosphärischer Vertikalprofile. Er verarbeitet Modellprofile aus ICON-D2, ICON-EU und ICON Global (vorberechnet auf dem Server oder live von Open-Meteo abgerufen), gemessene Radiosondenaufstiege (Windy) sowie lokale JSON- und ASCII-Dateien. Mehrere Profile lassen sich als Vergleichskurven übereinanderlegen. Die Darstellung erfolgt als Skew-T/log-p-Diagramm auf einem HTML-Canvas-Element. Eine öffentliche, passwortfreie Variante mit identischem Diagrammkern ist unter /om/ erreichbar.</w:t>
       </w:r>
     </w:p>
     <w:p>
@@ -77,7 +77,39 @@
         <w:pStyle w:val="ListBullet"/>
       </w:pPr>
       <w:r>
-        <w:t>JSON (ICON-D2, ICON-EU, ICON Global) – erzeugt durch fetch_sounding.py via DWD Open-Data-Server</w:t>
+        <w:t xml:space="preserve">DWD Opendata (JSON, ICON-D2/-EU/Global) – serverseitig per Timer für vordefinierte Orte erzeugt: fetch_sounding.py dekodiert GRIB2 vom DWD-Opendata-Server, fetch_sounding_openmeteo.py liefert dieselben nativen Modelllevel über Open-Meteo (Dateisuffix _OM)</w:t>
+      </w:r>
+    </w:p>
+    <w:p>
+      <w:pPr>
+        <w:pStyle w:val="ListBullet"/>
+      </w:pPr>
+      <w:r>
+        <w:t xml:space="preserve">Modelllevel (live) – native ICON-Level von Open-Meteo für einen frei gewählten Ort (primär open-meteo.wetterheidi.de, Fallback-Server werden in der Statuszeile gekennzeichnet); enthält bei ICON-D2 zusätzlich den LPI sowie Wolkenwasser/-eis und Bedeckungsgrad je Level</w:t>
+      </w:r>
+    </w:p>
+    <w:p>
+      <w:pPr>
+        <w:pStyle w:val="ListBullet"/>
+      </w:pPr>
+      <w:r>
+        <w:t xml:space="preserve">Druckflächen (live) – öffentliche Open-Meteo-API, Standarddruckflächen 1000–30 hPa</w:t>
+      </w:r>
+    </w:p>
+    <w:p>
+      <w:pPr>
+        <w:pStyle w:val="ListBullet"/>
+      </w:pPr>
+      <w:r>
+        <w:t xml:space="preserve">Messung – echte Radiosondenaufstiege über die Windy-API, Station per Karte wählbar</w:t>
+      </w:r>
+    </w:p>
+    <w:p>
+      <w:pPr>
+        <w:pStyle w:val="ListBullet"/>
+      </w:pPr>
+      <w:r>
+        <w:t xml:space="preserve">Lokale JSON-Datei im Ausgabeschema der Fetcher-Skripte</w:t>
       </w:r>
     </w:p>
     <w:p>
@@ -482,7 +514,7 @@
     <w:p>
       <w:pPr/>
       <w:r>
-        <w:t>Die untere Grenze der ersten CAPE-Schicht ist die exakt interpolierte LFC-Höhe, nicht das nächste Sondierungslevel (analog zu SoundingFunctions.calculateCAPE in NinJo). Das Equilibrium Level (EL) ist das letzte Level mit positivem Auftrieb.</w:t>
+        <w:t>Die untere Grenze der ersten CAPE-Schicht ist die exakt interpolierte LFC-Höhe, nicht das nächste Sondierungslevel (analog zu SoundingFunctions.calculateCAPE in NinJo). Das Equilibrium Level (EL) ist die erste (unterste) Nullstelle des Auftriebs oberhalb der LFC, linear zwischen den Sondierungsleveln interpoliert. Dort endet auch die CAPE-Integration: eine weiter oben erneut positiv auftriebige, entkoppelte Schicht zählt weder zur CAPE noch verschiebt sie das EL. Ist das Paket am oberen Rand der Daten noch positiv, wird kein EL ausgewiesen. Dieselbe Regel gilt für EL (CCL) und CAPE (CCL).</w:t>
       </w:r>
     </w:p>
     <w:p>
@@ -1241,7 +1273,13 @@
     <w:p>
       <w:pPr/>
       <w:r>
-        <w:t>Die Wolkenerkennung basiert auf der effektiven relativen Feuchte unter Berücksichtigung der Eisphase (mixed-phase RH). Der Sättigungsdampfdruck wird entsprechend dem Mischungsphasenschema berechnet:</w:t>
+        <w:t xml:space="preserve">Standardmäßig (Checkbox „Wolken: Modell-Wasser/-Eis“ aktiv) nutzt der Viewer die Modell-Diagnosen: bevorzugt den Bedeckungsgrad je Level (cloud_cover, clc), sonst einen aus Wolkenwasser und -eis abgeleiteten Bedeckungsgrad f = 1 − exp(−(q_w/s_w + q_i/s_i)) mit getrennten Skalen für Wasser (s_w = 2·10⁻⁵ kg/kg) und Eis (s_i = 5·10⁻⁶ kg/kg). Liefert die Datenquelle keine dieser Größen (z. B. Messungen, Druckflächen), wird automatisch auf die RH-Heuristik zurückgefallen, die im Folgenden beschrieben ist.</w:t>
+      </w:r>
+    </w:p>
+    <w:p>
+      <w:pPr/>
+      <w:r>
+        <w:t xml:space="preserve">Die RH-Heuristik basiert auf der effektiven relativen Feuchte unter Berücksichtigung der Eisphase (mixed-phase RH). Der Sättigungsdampfdruck wird entsprechend dem Mischungsphasenschema berechnet:</w:t>
       </w:r>
     </w:p>
     <w:p>
@@ -1934,6 +1972,28 @@
           </w:p>
         </w:tc>
       </w:tr>
+      <w:tr>
+        <w:tc>
+          <w:tcPr>
+            <w:tcW w:type="dxa" w:w="4561"/>
+          </w:tcPr>
+          <w:p>
+            <w:r>
+              <w:t xml:space="preserve">LPI (nur ICON-D2)</w:t>
+            </w:r>
+          </w:p>
+        </w:tc>
+        <w:tc>
+          <w:tcPr>
+            <w:tcW w:type="dxa" w:w="4561"/>
+          </w:tcPr>
+          <w:p>
+            <w:r>
+              <w:t xml:space="preserve">Lightning Potential Index nach Lynn &amp; Yair (2010), natives ICON-D2-Feld [J/kg]; &gt; 5 J/kg erhöhtes, &gt; 20 J/kg hohes Blitzpotential</w:t>
+            </w:r>
+          </w:p>
+        </w:tc>
+      </w:tr>
     </w:tbl>
     <w:p/>
     <w:p>
@@ -1962,7 +2022,7 @@
     <w:p>
       <w:pPr/>
       <w:r>
-        <w:t>Daten können auf drei Wegen geladen werden:</w:t>
+        <w:t xml:space="preserve">Der Viewer startet leer. Einziger Einstiegspunkt ist der Button „＋ Daten laden“, der einen Dialog mit fünf Reitern öffnet:</w:t>
       </w:r>
     </w:p>
     <w:p>
@@ -1970,7 +2030,7 @@
         <w:pStyle w:val="ListBullet"/>
       </w:pPr>
       <w:r>
-        <w:t>Drag &amp; Drop von JSON- oder ASCII-Dateien auf die Diagrammfläche</w:t>
+        <w:t xml:space="preserve">DWD Opendata – alle vorberechneten Profile der vordefinierten Orte vom Server</w:t>
       </w:r>
     </w:p>
     <w:p>
@@ -1978,7 +2038,7 @@
         <w:pStyle w:val="ListBullet"/>
       </w:pPr>
       <w:r>
-        <w:t>Dateidialog über den „Datei laden"-Button</w:t>
+        <w:t xml:space="preserve">Modelllevel / Druckflächen – Ort per Karte oder Koordinaten, Live-Abruf von Open-Meteo; ein Alias wird per Reverse-Geocoding vorgeschlagen</w:t>
       </w:r>
     </w:p>
     <w:p>
@@ -1986,13 +2046,21 @@
         <w:pStyle w:val="ListBullet"/>
       </w:pPr>
       <w:r>
-        <w:t>Cloud-Download der aktuellen Modelldaten von GitHub</w:t>
+        <w:t xml:space="preserve">Messung – Radiosondenaufstieg einer per Karte gewählten Station (Windy)</w:t>
+      </w:r>
+    </w:p>
+    <w:p>
+      <w:pPr>
+        <w:pStyle w:val="ListBullet"/>
+      </w:pPr>
+      <w:r>
+        <w:t xml:space="preserve">Datei – lokale JSON- oder ASCII-Datei auswählen oder per Drag &amp; Drop ins Fenster ziehen</w:t>
       </w:r>
     </w:p>
     <w:p>
       <w:pPr/>
       <w:r>
-        <w:t>Mehrere Dateien können gleichzeitig geladen werden. Über das Ort-Dropdown und das Lauf-Dropdown wird die angezeigte Datenmenge gefiltert.</w:t>
+        <w:t xml:space="preserve">Die erste geladene Kurve wird zur Hauptkurve; weitere Kurven werden als Vergleich dazugeladen, sofern die Checkbox „Bestand ersetzen“ nicht gesetzt ist. Die Daten sind nach Ort → Serie → Kurve gegliedert (Serie = Quelle + Modell/Lauf + Ort, Kurve = Zeitpunkt). Im Datenpanel wählt ein Radio-Button die Hauptkurve, auf die sich Zeitleiste, Indizes und Hodograph beziehen.</w:t>
       </w:r>
     </w:p>
     <w:p>
@@ -2164,7 +2232,7 @@
           </w:tcPr>
           <w:p>
             <w:r>
-              <w:t>Schichtwolken</w:t>
+              <w:t xml:space="preserve">Wolken im Diagramm</w:t>
             </w:r>
           </w:p>
         </w:tc>
@@ -2174,7 +2242,29 @@
           </w:tcPr>
           <w:p>
             <w:r>
-              <w:t>Wolkendiagnose als farbige Hinterleuchtung</w:t>
+              <w:t xml:space="preserve">Wolkendiagnose als farbige Hinterleuchtung</w:t>
+            </w:r>
+          </w:p>
+        </w:tc>
+      </w:tr>
+      <w:tr>
+        <w:tc>
+          <w:tcPr>
+            <w:tcW w:type="dxa" w:w="4561"/>
+          </w:tcPr>
+          <w:p>
+            <w:r>
+              <w:t xml:space="preserve">Wolken: Modell-Wasser/-Eis</w:t>
+            </w:r>
+          </w:p>
+        </w:tc>
+        <w:tc>
+          <w:tcPr>
+            <w:tcW w:type="dxa" w:w="4561"/>
+          </w:tcPr>
+          <w:p>
+            <w:r>
+              <w:t xml:space="preserve">Wolkenquelle Modell (Standard) statt RH-Heuristik, s. Kap. 8</w:t>
             </w:r>
           </w:p>
         </w:tc>
@@ -2201,6 +2291,50 @@
           </w:p>
         </w:tc>
       </w:tr>
+      <w:tr>
+        <w:tc>
+          <w:tcPr>
+            <w:tcW w:type="dxa" w:w="4561"/>
+          </w:tcPr>
+          <w:p>
+            <w:r>
+              <w:t xml:space="preserve">DEM Höhe</w:t>
+            </w:r>
+          </w:p>
+        </w:tc>
+        <w:tc>
+          <w:tcPr>
+            <w:tcW w:type="dxa" w:w="4561"/>
+          </w:tcPr>
+          <w:p>
+            <w:r>
+              <w:t xml:space="preserve">Referenzlinie der Geländehöhe (Copernicus DEM90), Standard aus</w:t>
+            </w:r>
+          </w:p>
+        </w:tc>
+      </w:tr>
+      <w:tr>
+        <w:tc>
+          <w:tcPr>
+            <w:tcW w:type="dxa" w:w="4561"/>
+          </w:tcPr>
+          <w:p>
+            <w:r>
+              <w:t xml:space="preserve">Taupunkt der Vergleiche</w:t>
+            </w:r>
+          </w:p>
+        </w:tc>
+        <w:tc>
+          <w:tcPr>
+            <w:tcW w:type="dxa" w:w="4561"/>
+          </w:tcPr>
+          <w:p>
+            <w:r>
+              <w:t xml:space="preserve">Taupunktkurven der Vergleichskurven ein-/ausblenden</w:t>
+            </w:r>
+          </w:p>
+        </w:tc>
+      </w:tr>
     </w:tbl>
     <w:p/>
     <w:p>
@@ -2215,7 +2349,7 @@
     <w:p>
       <w:pPr/>
       <w:r>
-        <w:t>Der aktuelle Zeitschritt kann über den „TXT Export"-Button als ASCII-Datei im HEIDIS-Format exportiert werden. Der Dateiname enthält Datum, Zeit, Modell und Ort.</w:t>
+        <w:t xml:space="preserve">Im Datenpanel lässt sich jede Kurve einzeln als ASCII-Datei im HEIDIS-Format (TXT) und jede Serie als JSON exportieren; der Dateiname enthält Datum, Zeit, Modell und Ort. Für Live-Abrufe (Modelllevel, Druckflächen, Messung) kann zusätzlich die unveränderte Server-Antwort als Rohdaten gespeichert werden.</w:t>
       </w:r>
     </w:p>
     <w:p>

--- a/TlogP_Sounding_Viewer_Dokumentation.docx
+++ b/TlogP_Sounding_Viewer_Dokumentation.docx
@@ -34,7 +34,7 @@
         <w:jc w:val="center"/>
       </w:pPr>
       <w:r>
-        <w:t>Version September 2026  ·  Zielgruppe: Meteorologisch ausgebildete Nutzer</w:t>
+        <w:t>Version Oktober 2026  ·  Zielgruppe: Meteorologisch ausgebildete Nutzer</w:t>
       </w:r>
     </w:p>
     <w:p>
@@ -2118,7 +2118,468 @@
         <w:jc w:val="left"/>
       </w:pPr>
       <w:r>
-        <w:t>11.3  Optionale Overlays</w:t>
+        <w:t>11.3  Diagrammwerte am Mauspunkt</w:t>
+      </w:r>
+    </w:p>
+    <w:p>
+      <w:pPr/>
+      <w:r>
+        <w:t xml:space="preserve">Die Sidebar zeigt beim Hovern die Werte des Profils auf dem nächsten Modell-Level. Für die Werte des Diagramms genau unter dem Mauszeiger – unabhängig von der Kurve – gibt es einen Tooltip, der nur bei Bedarf erscheint und die Darstellung sonst nicht überlagert.</w:t>
+      </w:r>
+    </w:p>
+    <w:tbl>
+      <w:tblPr>
+        <w:tblStyle w:val="TableGrid"/>
+        <w:tblW w:type="auto" w:w="0"/>
+        <w:tblLook w:firstColumn="1" w:firstRow="1" w:lastColumn="0" w:lastRow="0" w:noHBand="0" w:noVBand="1" w:val="04A0"/>
+      </w:tblPr>
+      <w:tblGrid>
+        <w:gridCol w:w="2600"/>
+        <w:gridCol w:w="6522"/>
+      </w:tblGrid>
+      <w:tr>
+        <w:tc>
+          <w:tcPr>
+            <w:tcW w:type="dxa" w:w="2600"/>
+          </w:tcPr>
+          <w:p>
+            <w:r>
+              <w:rPr>
+                <w:b/>
+              </w:rPr>
+              <w:t xml:space="preserve">Bedienung</w:t>
+            </w:r>
+          </w:p>
+        </w:tc>
+        <w:tc>
+          <w:tcPr>
+            <w:tcW w:type="dxa" w:w="6522"/>
+          </w:tcPr>
+          <w:p>
+            <w:r>
+              <w:rPr>
+                <w:b/>
+              </w:rPr>
+              <w:t xml:space="preserve">Wirkung</w:t>
+            </w:r>
+          </w:p>
+        </w:tc>
+      </w:tr>
+      <w:tr>
+        <w:tc>
+          <w:tcPr>
+            <w:tcW w:type="dxa" w:w="2600"/>
+          </w:tcPr>
+          <w:p>
+            <w:r>
+              <w:t xml:space="preserve">Shift halten</w:t>
+            </w:r>
+          </w:p>
+        </w:tc>
+        <w:tc>
+          <w:tcPr>
+            <w:tcW w:type="dxa" w:w="6522"/>
+          </w:tcPr>
+          <w:p>
+            <w:r>
+              <w:t xml:space="preserve">Tooltip am Mauspunkt; verschwindet beim Loslassen</w:t>
+            </w:r>
+          </w:p>
+        </w:tc>
+      </w:tr>
+      <w:tr>
+        <w:tc>
+          <w:tcPr>
+            <w:tcW w:type="dxa" w:w="2600"/>
+          </w:tcPr>
+          <w:p>
+            <w:r>
+              <w:t xml:space="preserve">Taste I</w:t>
+            </w:r>
+          </w:p>
+        </w:tc>
+        <w:tc>
+          <w:tcPr>
+            <w:tcW w:type="dxa" w:w="6522"/>
+          </w:tcPr>
+          <w:p>
+            <w:r>
+              <w:t xml:space="preserve">Tooltip dauerhaft ein/aus (wirkt nicht in Eingabefeldern)</w:t>
+            </w:r>
+          </w:p>
+        </w:tc>
+      </w:tr>
+      <w:tr>
+        <w:tc>
+          <w:tcPr>
+            <w:tcW w:type="dxa" w:w="2600"/>
+          </w:tcPr>
+          <w:p>
+            <w:r>
+              <w:t xml:space="preserve">Shift + Klick</w:t>
+            </w:r>
+          </w:p>
+        </w:tc>
+        <w:tc>
+          <w:tcPr>
+            <w:tcW w:type="dxa" w:w="6522"/>
+          </w:tcPr>
+          <w:p>
+            <w:r>
+              <w:t xml:space="preserve">Punkt A anheften; zweiter Klick setzt B, dritter beginnt wieder bei A</w:t>
+            </w:r>
+          </w:p>
+        </w:tc>
+      </w:tr>
+      <w:tr>
+        <w:tc>
+          <w:tcPr>
+            <w:tcW w:type="dxa" w:w="2600"/>
+          </w:tcPr>
+          <w:p>
+            <w:r>
+              <w:t xml:space="preserve">Esc</w:t>
+            </w:r>
+          </w:p>
+        </w:tc>
+        <w:tc>
+          <w:tcPr>
+            <w:tcW w:type="dxa" w:w="6522"/>
+          </w:tcPr>
+          <w:p>
+            <w:r>
+              <w:t xml:space="preserve">Angeheftete Punkte löschen</w:t>
+            </w:r>
+          </w:p>
+        </w:tc>
+      </w:tr>
+    </w:tbl>
+    <w:p/>
+    <w:p>
+      <w:pPr/>
+      <w:r>
+        <w:t xml:space="preserve">Inhalt des Tooltips. Die farbigen Zeilen entsprechen den gestrichelten Hilfslinien, die durch den Mauspunkt gezeichnet werden:</w:t>
+      </w:r>
+    </w:p>
+    <w:tbl>
+      <w:tblPr>
+        <w:tblStyle w:val="TableGrid"/>
+        <w:tblW w:type="auto" w:w="0"/>
+        <w:tblLook w:firstColumn="1" w:firstRow="1" w:lastColumn="0" w:lastRow="0" w:noHBand="0" w:noVBand="1" w:val="04A0"/>
+      </w:tblPr>
+      <w:tblGrid>
+        <w:gridCol w:w="2600"/>
+        <w:gridCol w:w="6522"/>
+      </w:tblGrid>
+      <w:tr>
+        <w:tc>
+          <w:tcPr>
+            <w:tcW w:type="dxa" w:w="2600"/>
+          </w:tcPr>
+          <w:p>
+            <w:r>
+              <w:rPr>
+                <w:b/>
+              </w:rPr>
+              <w:t xml:space="preserve">Zeile</w:t>
+            </w:r>
+          </w:p>
+        </w:tc>
+        <w:tc>
+          <w:tcPr>
+            <w:tcW w:type="dxa" w:w="6522"/>
+          </w:tcPr>
+          <w:p>
+            <w:r>
+              <w:rPr>
+                <w:b/>
+              </w:rPr>
+              <w:t xml:space="preserve">Bedeutung</w:t>
+            </w:r>
+          </w:p>
+        </w:tc>
+      </w:tr>
+      <w:tr>
+        <w:tc>
+          <w:tcPr>
+            <w:tcW w:type="dxa" w:w="2600"/>
+          </w:tcPr>
+          <w:p>
+            <w:r>
+              <w:t xml:space="preserve">p</w:t>
+            </w:r>
+          </w:p>
+        </w:tc>
+        <w:tc>
+          <w:tcPr>
+            <w:tcW w:type="dxa" w:w="6522"/>
+          </w:tcPr>
+          <w:p>
+            <w:r>
+              <w:t xml:space="preserve">Druck [hPa]</w:t>
+            </w:r>
+          </w:p>
+        </w:tc>
+      </w:tr>
+      <w:tr>
+        <w:tc>
+          <w:tcPr>
+            <w:tcW w:type="dxa" w:w="2600"/>
+          </w:tcPr>
+          <w:p>
+            <w:r>
+              <w:t xml:space="preserve">T</w:t>
+            </w:r>
+          </w:p>
+        </w:tc>
+        <w:tc>
+          <w:tcPr>
+            <w:tcW w:type="dxa" w:w="6522"/>
+          </w:tcPr>
+          <w:p>
+            <w:r>
+              <w:t xml:space="preserve">Temperatur an der Diagrammposition [°C]</w:t>
+            </w:r>
+          </w:p>
+        </w:tc>
+      </w:tr>
+      <w:tr>
+        <w:tc>
+          <w:tcPr>
+            <w:tcW w:type="dxa" w:w="2600"/>
+          </w:tcPr>
+          <w:p>
+            <w:r>
+              <w:t xml:space="preserve">z</w:t>
+            </w:r>
+          </w:p>
+        </w:tc>
+        <w:tc>
+          <w:tcPr>
+            <w:tcW w:type="dxa" w:w="6522"/>
+          </w:tcPr>
+          <w:p>
+            <w:r>
+              <w:t xml:space="preserve">Höhe dieses Druckniveaus, linear in ln p aus dem aktuellen Profil interpoliert [m AGL / ft AMSL]</w:t>
+            </w:r>
+          </w:p>
+        </w:tc>
+      </w:tr>
+      <w:tr>
+        <w:tc>
+          <w:tcPr>
+            <w:tcW w:type="dxa" w:w="2600"/>
+          </w:tcPr>
+          <w:p>
+            <w:r>
+              <w:t xml:space="preserve">θ (orange)</w:t>
+            </w:r>
+          </w:p>
+        </w:tc>
+        <w:tc>
+          <w:tcPr>
+            <w:tcW w:type="dxa" w:w="6522"/>
+          </w:tcPr>
+          <w:p>
+            <w:r>
+              <w:t xml:space="preserve">Potentielle Temperatur = Trockenadiabate durch den Punkt [°C und K]</w:t>
+            </w:r>
+          </w:p>
+        </w:tc>
+      </w:tr>
+      <w:tr>
+        <w:tc>
+          <w:tcPr>
+            <w:tcW w:type="dxa" w:w="2600"/>
+          </w:tcPr>
+          <w:p>
+            <w:r>
+              <w:t xml:space="preserve">ws (grün)</w:t>
+            </w:r>
+          </w:p>
+        </w:tc>
+        <w:tc>
+          <w:tcPr>
+            <w:tcW w:type="dxa" w:w="6522"/>
+          </w:tcPr>
+          <w:p>
+            <w:r>
+              <w:t xml:space="preserve">Sättigungsmischungsverhältnis = Isohume durch den Punkt [g/kg]</w:t>
+            </w:r>
+          </w:p>
+        </w:tc>
+      </w:tr>
+      <w:tr>
+        <w:tc>
+          <w:tcPr>
+            <w:tcW w:type="dxa" w:w="2600"/>
+          </w:tcPr>
+          <w:p>
+            <w:r>
+              <w:t xml:space="preserve">θw (blau)</w:t>
+            </w:r>
+          </w:p>
+        </w:tc>
+        <w:tc>
+          <w:tcPr>
+            <w:tcW w:type="dxa" w:w="6522"/>
+          </w:tcPr>
+          <w:p>
+            <w:r>
+              <w:t xml:space="preserve">Feuchtadiabate durch den Punkt, als Temperatur bei 1000 hPa (RK4, s. Kap. 2.2) [°C]</w:t>
+            </w:r>
+          </w:p>
+        </w:tc>
+      </w:tr>
+    </w:tbl>
+    <w:p/>
+    <w:p>
+      <w:pPr/>
+      <w:r>
+        <w:t xml:space="preserve">Ist Punkt A gesetzt, zeigt der Tooltip zusätzlich die Differenzen Mauspunkt − A; eine gestrichelte Linie verbindet A mit dem Mauspunkt. Sind A und B gesetzt, sind beide durch eine Linie verbunden und bei B steht dauerhaft ein Kasten mit den Differenzen B − A:</w:t>
+      </w:r>
+    </w:p>
+    <w:tbl>
+      <w:tblPr>
+        <w:tblStyle w:val="TableGrid"/>
+        <w:tblW w:type="auto" w:w="0"/>
+        <w:tblLook w:firstColumn="1" w:firstRow="1" w:lastColumn="0" w:lastRow="0" w:noHBand="0" w:noVBand="1" w:val="04A0"/>
+      </w:tblPr>
+      <w:tblGrid>
+        <w:gridCol w:w="2600"/>
+        <w:gridCol w:w="6522"/>
+      </w:tblGrid>
+      <w:tr>
+        <w:tc>
+          <w:tcPr>
+            <w:tcW w:type="dxa" w:w="2600"/>
+          </w:tcPr>
+          <w:p>
+            <w:r>
+              <w:rPr>
+                <w:b/>
+              </w:rPr>
+              <w:t xml:space="preserve">Größe</w:t>
+            </w:r>
+          </w:p>
+        </w:tc>
+        <w:tc>
+          <w:tcPr>
+            <w:tcW w:type="dxa" w:w="6522"/>
+          </w:tcPr>
+          <w:p>
+            <w:r>
+              <w:rPr>
+                <w:b/>
+              </w:rPr>
+              <w:t xml:space="preserve">Bedeutung</w:t>
+            </w:r>
+          </w:p>
+        </w:tc>
+      </w:tr>
+      <w:tr>
+        <w:tc>
+          <w:tcPr>
+            <w:tcW w:type="dxa" w:w="2600"/>
+          </w:tcPr>
+          <w:p>
+            <w:r>
+              <w:t xml:space="preserve">Δp, ΔT</w:t>
+            </w:r>
+          </w:p>
+        </w:tc>
+        <w:tc>
+          <w:tcPr>
+            <w:tcW w:type="dxa" w:w="6522"/>
+          </w:tcPr>
+          <w:p>
+            <w:r>
+              <w:t xml:space="preserve">Druck- [hPa] und Temperaturdifferenz [K]</w:t>
+            </w:r>
+          </w:p>
+        </w:tc>
+      </w:tr>
+      <w:tr>
+        <w:tc>
+          <w:tcPr>
+            <w:tcW w:type="dxa" w:w="2600"/>
+          </w:tcPr>
+          <w:p>
+            <w:r>
+              <w:t xml:space="preserve">Δz</w:t>
+            </w:r>
+          </w:p>
+        </w:tc>
+        <w:tc>
+          <w:tcPr>
+            <w:tcW w:type="dxa" w:w="6522"/>
+          </w:tcPr>
+          <w:p>
+            <w:r>
+              <w:t xml:space="preserve">Höhendifferenz [m / ft]</w:t>
+            </w:r>
+          </w:p>
+        </w:tc>
+      </w:tr>
+      <w:tr>
+        <w:tc>
+          <w:tcPr>
+            <w:tcW w:type="dxa" w:w="2600"/>
+          </w:tcPr>
+          <w:p>
+            <w:r>
+              <w:t xml:space="preserve">Γ = −ΔT/Δz</w:t>
+            </w:r>
+          </w:p>
+        </w:tc>
+        <w:tc>
+          <w:tcPr>
+            <w:tcW w:type="dxa" w:w="6522"/>
+          </w:tcPr>
+          <w:p>
+            <w:r>
+              <w:t xml:space="preserve">Temperaturgradient [K/100 m]; positiv = Abkühlung mit der Höhe, trockenadiabatisch ≈ 0,98</w:t>
+            </w:r>
+          </w:p>
+        </w:tc>
+      </w:tr>
+      <w:tr>
+        <w:tc>
+          <w:tcPr>
+            <w:tcW w:type="dxa" w:w="2600"/>
+          </w:tcPr>
+          <w:p>
+            <w:r>
+              <w:t xml:space="preserve">Δθ</w:t>
+            </w:r>
+          </w:p>
+        </w:tc>
+        <w:tc>
+          <w:tcPr>
+            <w:tcW w:type="dxa" w:w="6522"/>
+          </w:tcPr>
+          <w:p>
+            <w:r>
+              <w:t xml:space="preserve">Differenz der potentiellen Temperatur [K]; ≈ 0 trockenadiabatisch, &gt; 0 stabil, &lt; 0 überadiabatisch</w:t>
+            </w:r>
+          </w:p>
+        </w:tc>
+      </w:tr>
+    </w:tbl>
+    <w:p/>
+    <w:p>
+      <w:pPr/>
+      <w:r>
+        <w:t xml:space="preserve">Die Punkte werden in Diagrammkoordinaten (p, T) gespeichert und bleiben beim Zoomen und Verschieben an ihrer Position. Höhenangaben (z, Δz, Γ) beziehen sich stets auf den gerade angezeigten Termin der Hauptkurve und ändern sich daher beim Wechsel des Zeitschritts.</w:t>
+      </w:r>
+    </w:p>
+    <w:p>
+      <w:pPr>
+        <w:pStyle w:val="Heading2"/>
+        <w:jc w:val="left"/>
+      </w:pPr>
+      <w:r>
+        <w:t>11.4  Optionale Overlays</w:t>
       </w:r>
     </w:p>
     <w:tbl>
@@ -2343,7 +2804,7 @@
         <w:jc w:val="left"/>
       </w:pPr>
       <w:r>
-        <w:t>11.4  Export</w:t>
+        <w:t>11.5  Export</w:t>
       </w:r>
     </w:p>
     <w:p>

--- a/TlogP_Sounding_Viewer_Dokumentation.docx
+++ b/TlogP_Sounding_Viewer_Dokumentation.docx
@@ -2038,7 +2038,7 @@
         <w:pStyle w:val="ListBullet"/>
       </w:pPr>
       <w:r>
-        <w:t xml:space="preserve">Modelllevel / Druckflächen – Ort per Karte oder Koordinaten, Live-Abruf von Open-Meteo; ein Alias wird per Reverse-Geocoding vorgeschlagen</w:t>
+        <w:t xml:space="preserve">Modelllevel / Druckflächen – Ort per Karte, Koordinaten oder Ortssuche, Live-Abruf von Open-Meteo; ein Alias wird per Reverse-Geocoding vorgeschlagen</w:t>
       </w:r>
     </w:p>
     <w:p>
@@ -2061,6 +2061,44 @@
       <w:pPr/>
       <w:r>
         <w:t xml:space="preserve">Die erste geladene Kurve wird zur Hauptkurve; weitere Kurven werden als Vergleich dazugeladen, sofern die Checkbox „Bestand ersetzen“ nicht gesetzt ist. Die Daten sind nach Ort → Serie → Kurve gegliedert (Serie = Quelle + Modell/Lauf + Ort, Kurve = Zeitpunkt). Im Datenpanel wählt ein Radio-Button die Hauptkurve, auf die sich Zeitleiste, Indizes und Hodograph beziehen.</w:t>
+      </w:r>
+    </w:p>
+    <w:p>
+      <w:pPr/>
+      <w:r>
+        <w:t xml:space="preserve">Ortssuche, Historie und Favoriten: Über der Karte (Reiter Modelllevel, Druckflächen und Messung) steht ein Suchfeld nach dem Vorbild von Dronecast und Trajektorientool:</w:t>
+      </w:r>
+    </w:p>
+    <w:p>
+      <w:pPr>
+        <w:pStyle w:val="ListBullet"/>
+      </w:pPr>
+      <w:r>
+        <w:t xml:space="preserve">Klick in das leere Feld zeigt die zuletzt geladenen Orte (bis zu 8) mit Alias, Ortsname und Koordinate. Auswahl setzt Marker, Koordinaten und den gespeicherten Alias.</w:t>
+      </w:r>
+    </w:p>
+    <w:p>
+      <w:pPr>
+        <w:pStyle w:val="ListBullet"/>
+      </w:pPr>
+      <w:r>
+        <w:t xml:space="preserve">☆/★ markiert einen Ort als Favorit; Favoriten zählen nicht zu den 8 und werden nie aus der Liste verdrängt.</w:t>
+      </w:r>
+    </w:p>
+    <w:p>
+      <w:pPr>
+        <w:pStyle w:val="ListBullet"/>
+      </w:pPr>
+      <w:r>
+        <w:t xml:space="preserve">Tippen sucht einen Ortsnamen (Photon); Dezimalkoordinaten wie „47.98, 11.23“ oder „47.98N 11.23E“ werden direkt erkannt und mit Enter übernommen. Pfeiltasten wählen, Esc schließt die Liste.</w:t>
+      </w:r>
+    </w:p>
+    <w:p>
+      <w:pPr>
+        <w:pStyle w:val="ListBullet"/>
+      </w:pPr>
+      <w:r>
+        <w:t xml:space="preserve">In die Historie kommt ein Ort erst nach einem erfolgreichen Modelllevel- oder Druckflächen-Abruf; erneutes Laden desselben Orts schiebt den Eintrag nach oben, der Favoritenstatus bleibt. Gespeichert wird im Browser (localStorage), also pro Browser und Gerät.</w:t>
       </w:r>
     </w:p>
     <w:p>

--- a/TlogP_Sounding_Viewer_Dokumentation.docx
+++ b/TlogP_Sounding_Viewer_Dokumentation.docx
@@ -2074,7 +2074,7 @@
         <w:pStyle w:val="ListBullet"/>
       </w:pPr>
       <w:r>
-        <w:t xml:space="preserve">Klick in das leere Feld zeigt die zuletzt geladenen Orte (bis zu 8) mit Alias, Ortsname und Koordinate. Auswahl setzt Marker, Koordinaten und den gespeicherten Alias.</w:t>
+        <w:t xml:space="preserve">Klick in das leere Feld zeigt die zuletzt geladenen Orte (bis zu 8) mit Alias, Ortsname, Koordinate sowie zuletzt verwendetem Modell und Vorhersagestunden (z. B. „ICON-D2 (ML) 0:48:1“). Auswahl setzt Marker, Koordinaten und den gespeicherten Alias.</w:t>
       </w:r>
     </w:p>
     <w:p>
@@ -2099,6 +2099,14 @@
       </w:pPr>
       <w:r>
         <w:t xml:space="preserve">In die Historie kommt ein Ort erst nach einem erfolgreichen Modelllevel- oder Druckflächen-Abruf; erneutes Laden desselben Orts schiebt den Eintrag nach oben, der Favoritenstatus bleibt. Gespeichert wird im Browser (localStorage), also pro Browser und Gerät.</w:t>
+      </w:r>
+    </w:p>
+    <w:p>
+      <w:pPr>
+        <w:pStyle w:val="ListBullet"/>
+      </w:pPr>
+      <w:r>
+        <w:t xml:space="preserve">Zu jedem Ort werden auch das zuletzt benutzte Modell und die Vorhersagestunden (Laufzeit und Zeitinkrement, z. B. „0:48:1“) gespeichert. Bei der Auswahl im Reiter Modelllevel oder Druckflächen werden beide wieder eingesetzt; gehört das Modell zum anderen Reiter, wechselt der Dialog dorthin. Lauf-Datum und -Stunde der Druckflächen werden bewusst nicht gespeichert, dort bleibt der jüngste Lauf voreingestellt. Im Reiter Messung wird nur der Ort übernommen.</w:t>
       </w:r>
     </w:p>
     <w:p>

--- a/TlogP_Sounding_Viewer_Dokumentation.docx
+++ b/TlogP_Sounding_Viewer_Dokumentation.docx
@@ -1267,7 +1267,587 @@
         <w:jc w:val="left"/>
       </w:pPr>
       <w:r>
-        <w:t>8  Schichtwolkenerkennung</w:t>
+        <w:t xml:space="preserve">8  Vereisung</w:t>
+      </w:r>
+    </w:p>
+    <w:p>
+      <w:pPr/>
+      <w:r>
+        <w:t xml:space="preserve">Die Vereisungsdiagnose folgt dem Verfahren von ADWICE (Advanced Diagnosis and Warning System for Aircraft Icing Environments, DWD/DLR) in der dokumentierten Fassung von Tafferner et al. (2003). Ergänzt wird es um Regeln aus Krutina (2006) und um die klassische −8D-Kurve. Ausgewertet wird nur die Hauptkurve, nicht die Vergleichskurven. Der Schalter sitzt in der Seitenleiste unter „Vereisung (ADWICE/−8D)“. Zwei Unterschalter blenden die −8D-Kurve und die ADWICE-Schichten im Diagramm getrennt ein und aus; die Tabelle wird immer berechnet.</w:t>
+      </w:r>
+    </w:p>
+    <w:p>
+      <w:pPr>
+        <w:pStyle w:val="Heading2"/>
+        <w:jc w:val="left"/>
+      </w:pPr>
+      <w:r>
+        <w:t xml:space="preserve">8.1  Szenarien</w:t>
+      </w:r>
+    </w:p>
+    <w:p>
+      <w:pPr/>
+      <w:r>
+        <w:t xml:space="preserve">Jedes Niveau wird anhand von Temperatur und relativer Feuchte über Wasser (RH) einem von vier Szenarien zugeordnet (NCAR/RAP-Algorithmus, Tafferner et al. 2003, Fig. 2). Die RH-Schwelle x(T) steigt linear von 63 % bei −20 °C auf 82 % bei 0 °C; sie geht auf Radiosondenaufstiege in der Nähe von Vereisungsmeldungen zurück (Forbes et al. 1993: mittlere RH 82 %, Standardabweichung 19 %).</w:t>
+      </w:r>
+    </w:p>
+    <w:tbl>
+      <w:tblPr>
+        <w:tblStyle w:val="TableGrid"/>
+        <w:tblW w:type="auto" w:w="0"/>
+        <w:tblLook w:firstColumn="1" w:firstRow="1" w:lastColumn="0" w:lastRow="0" w:noHBand="0" w:noVBand="1" w:val="04A0"/>
+      </w:tblPr>
+      <w:tblGrid>
+        <w:gridCol w:w="2000"/>
+        <w:gridCol w:w="5300"/>
+        <w:gridCol w:w="1822"/>
+      </w:tblGrid>
+      <w:tr>
+        <w:tc>
+          <w:tcPr>
+            <w:tcW w:type="dxa" w:w="2000"/>
+          </w:tcPr>
+          <w:p>
+            <w:r>
+              <w:rPr>
+                <w:b/>
+              </w:rPr>
+              <w:t xml:space="preserve">Szenario</w:t>
+            </w:r>
+          </w:p>
+        </w:tc>
+        <w:tc>
+          <w:tcPr>
+            <w:tcW w:type="dxa" w:w="5300"/>
+          </w:tcPr>
+          <w:p>
+            <w:r>
+              <w:rPr>
+                <w:b/>
+              </w:rPr>
+              <w:t xml:space="preserve">Bedingung</w:t>
+            </w:r>
+          </w:p>
+        </w:tc>
+        <w:tc>
+          <w:tcPr>
+            <w:tcW w:type="dxa" w:w="1822"/>
+          </w:tcPr>
+          <w:p>
+            <w:r>
+              <w:rPr>
+                <w:b/>
+              </w:rPr>
+              <w:t xml:space="preserve">Rangfolge</w:t>
+            </w:r>
+          </w:p>
+        </w:tc>
+      </w:tr>
+      <w:tr>
+        <w:tc>
+          <w:tcPr>
+            <w:tcW w:type="dxa" w:w="2000"/>
+          </w:tcPr>
+          <w:p>
+            <w:r>
+              <w:t xml:space="preserve">Gefrierender Regen</w:t>
+            </w:r>
+          </w:p>
+        </w:tc>
+        <w:tc>
+          <w:tcPr>
+            <w:tcW w:type="dxa" w:w="5300"/>
+          </w:tcPr>
+          <w:p>
+            <w:r>
+              <w:t xml:space="preserve">Bodennahe Kaltluft (T ≤ 0 °C) unter einer warmen Nase (T &gt; 0 °C); über der warmen Nase eine Schicht mit RH ≥ 80 %; zugeordnet werden die Niveaus der Kaltluft mit RH ≥ 80 %</w:t>
+            </w:r>
+          </w:p>
+        </w:tc>
+        <w:tc>
+          <w:tcPr>
+            <w:tcW w:type="dxa" w:w="1822"/>
+          </w:tcPr>
+          <w:p>
+            <w:r>
+              <w:t xml:space="preserve">höchste</w:t>
+            </w:r>
+          </w:p>
+        </w:tc>
+      </w:tr>
+      <w:tr>
+        <w:tc>
+          <w:tcPr>
+            <w:tcW w:type="dxa" w:w="2000"/>
+          </w:tcPr>
+          <w:p>
+            <w:r>
+              <w:t xml:space="preserve">Labil</w:t>
+            </w:r>
+          </w:p>
+        </w:tc>
+        <w:tc>
+          <w:tcPr>
+            <w:tcW w:type="dxa" w:w="5300"/>
+          </w:tcPr>
+          <w:p>
+            <w:r>
+              <w:t xml:space="preserve">−20 bis 0 °C und RH ≥ 63 %; direkt darunter eine Schicht, die steiler als feuchtadiabatisch abkühlt, mit maximaler RH ≥ x(T)</w:t>
+            </w:r>
+          </w:p>
+        </w:tc>
+        <w:tc>
+          <w:tcPr>
+            <w:tcW w:type="dxa" w:w="1822"/>
+          </w:tcPr>
+          <w:p>
+            <w:r>
+              <w:t xml:space="preserve">überschreibt Warmer Stratus und Allgemein</w:t>
+            </w:r>
+          </w:p>
+        </w:tc>
+      </w:tr>
+      <w:tr>
+        <w:tc>
+          <w:tcPr>
+            <w:tcW w:type="dxa" w:w="2000"/>
+          </w:tcPr>
+          <w:p>
+            <w:r>
+              <w:t xml:space="preserve">Warmer Stratus</w:t>
+            </w:r>
+          </w:p>
+        </w:tc>
+        <w:tc>
+          <w:tcPr>
+            <w:tcW w:type="dxa" w:w="5300"/>
+          </w:tcPr>
+          <w:p>
+            <w:r>
+              <w:t xml:space="preserve">−12 bis 0 °C und RH ≥ 85 %; darüber keine Schicht zwischen −12 und −50 °C mit RH ≥ 85 % (keine Niederschlagswolke, Cirren kälter als −50 °C stören nicht)</w:t>
+            </w:r>
+          </w:p>
+        </w:tc>
+        <w:tc>
+          <w:tcPr>
+            <w:tcW w:type="dxa" w:w="1822"/>
+          </w:tcPr>
+          <w:p>
+            <w:r>
+              <w:t xml:space="preserve">überschreibt Allgemein</w:t>
+            </w:r>
+          </w:p>
+        </w:tc>
+      </w:tr>
+      <w:tr>
+        <w:tc>
+          <w:tcPr>
+            <w:tcW w:type="dxa" w:w="2000"/>
+          </w:tcPr>
+          <w:p>
+            <w:r>
+              <w:t xml:space="preserve">Allgemein</w:t>
+            </w:r>
+          </w:p>
+        </w:tc>
+        <w:tc>
+          <w:tcPr>
+            <w:tcW w:type="dxa" w:w="5300"/>
+          </w:tcPr>
+          <w:p>
+            <w:r>
+              <w:t xml:space="preserve">−16 bis 0 °C und RH ≥ x(T)</w:t>
+            </w:r>
+          </w:p>
+        </w:tc>
+        <w:tc>
+          <w:tcPr>
+            <w:tcW w:type="dxa" w:w="1822"/>
+          </w:tcPr>
+          <w:p>
+            <w:r>
+              <w:t xml:space="preserve">niedrigste</w:t>
+            </w:r>
+          </w:p>
+        </w:tc>
+      </w:tr>
+    </w:tbl>
+    <w:p/>
+    <w:p>
+      <w:pPr/>
+      <w:r>
+        <w:t xml:space="preserve">Die Ausnahme für Cirren beschreibt Tafferner et al. (2003) nur knapp. Die Grenze von −50 °C ist unsere Lesart dieser Stelle. In der späteren ADWICE-Fassung (Kalinka et al. 2017) weichen die Schwellen ab: „Allgemein“ reicht dort bis −20 °C, „Stratiform“ verlangt RH ≥ 80 % mit einem RH-Abfall von mindestens 2,5 % pro 100 m an der Obergrenze, und „Konvektiv“ wird aus dem Konvektionsschema des Modells bestimmt. Diese Fassung ist nur teilweise veröffentlicht und wurde deshalb nicht übernommen.</w:t>
+      </w:r>
+    </w:p>
+    <w:p>
+      <w:pPr>
+        <w:pStyle w:val="Heading2"/>
+        <w:jc w:val="left"/>
+      </w:pPr>
+      <w:r>
+        <w:t xml:space="preserve">8.2  Flüssigwassergehalt</w:t>
+      </w:r>
+    </w:p>
+    <w:p>
+      <w:pPr/>
+      <w:r>
+        <w:t xml:space="preserve">Die Intensität hängt vom Gehalt an unterkühltem Flüssigwasser ab (LWC). Er wird adiabatisch abgeschätzt: Luft, die von der Wolkenbasis aufsteigt, kondensiert die Differenz der Sättigungsmischungsverhältnisse aus (Tafferner et al. 2003, Gl. 1; Krutina 2006, Form. 1):</w:t>
+      </w:r>
+    </w:p>
+    <w:p>
+      <w:pPr/>
+      <w:r>
+        <w:t xml:space="preserve">LWC(h) = (r_s,Basis − r_s(h)) · p_h / (R · T_h)    [g/m³, r in g/kg, p in Pa, R = 287 J/(kg·K)]</w:t>
+      </w:r>
+    </w:p>
+    <w:p>
+      <w:pPr>
+        <w:pStyle w:val="ListBullet"/>
+      </w:pPr>
+      <w:r>
+        <w:t xml:space="preserve">Der LWC wächst mit dem Abstand zur Wolkenbasis, also mit der Wolkendicke. Ausgewertet wird der Wert ab der Wolkenbasis, nicht der Zuwachs pro Modellschicht. Tafferner et al. (2003, Tab. 3) zeigen, dass der Zuwachs pro Schicht die Intensität gegenüber Pilotenmeldungen systematisch unterschätzt.</w:t>
+      </w:r>
+    </w:p>
+    <w:p>
+      <w:pPr>
+        <w:pStyle w:val="ListBullet"/>
+      </w:pPr>
+      <w:r>
+        <w:t xml:space="preserve">Wolkenbasis: unterstes Niveau des zusammenhängend gesättigten Bereichs (RH ≥ 98 %) unter einer Vereisungszone, auch wenn es wärmer als 0 °C ist (Krutina 2006, 5.1a: eine warme Wolkenbasis bedeutet viel Flüssigwasser). Ist die Unterkante der Zone nicht gesättigt, gilt wie bei Tafferner et al. (2003) die Unterkante der Vereisungszone als Basis.</w:t>
+      </w:r>
+    </w:p>
+    <w:p>
+      <w:pPr>
+        <w:pStyle w:val="ListBullet"/>
+      </w:pPr>
+      <w:r>
+        <w:t xml:space="preserve">Abweichend von Tafferner und Krutina wird im Niveau h das Sättigungsmischungsverhältnis r_s(h) statt des tatsächlichen Mischungsverhältnisses verwendet. Sonst ergäbe trockenere Luft mehr Flüssigwasser, und der Wert könnte über der adiabatischen Obergrenze liegen. In gesättigter Luft sind beide Varianten gleich.</w:t>
+      </w:r>
+    </w:p>
+    <w:p>
+      <w:pPr>
+        <w:pStyle w:val="ListBullet"/>
+      </w:pPr>
+      <w:r>
+        <w:t xml:space="preserve">Gerechnet wird mit dem Temperaturprofil selbst, nicht mit einem feuchtadiabatisch gehobenen Paket. In isothermen Schichten und Inversionen wächst der LWC deshalb nicht weiter.</w:t>
+      </w:r>
+    </w:p>
+    <w:p>
+      <w:pPr/>
+      <w:r>
+        <w:t xml:space="preserve">Die adiabatische Formel kennt weder die Einmischung trockener Umgebungsluft noch das Ausfallen von Niederschlag, die Vereisung der Wolke (Bergeron-Findeisen) oder gleitende Hebung an Fronten. In tiefen, durchgehend gesättigten Schichten wächst der Wert deshalb unrealistisch weit. Zwei Anpassungen begrenzen das:</w:t>
+      </w:r>
+    </w:p>
+    <w:p>
+      <w:pPr>
+        <w:pStyle w:val="ListBullet"/>
+      </w:pPr>
+      <w:r>
+        <w:t xml:space="preserve">Schichtwolken (Szenarien „Allgemein“ und „Warmer Stratus“): Korolev et al. (2007) haben 584 LWC-Profile in unterkühlten Frontwolken gemessen. Der LWC wächst nur in den untersten rund 500 m über der Wolkenbasis annähernd adiabatisch und bleibt darüber etwa konstant (im Mittel 0,14 g/m³); nahe der Obergrenze von Wolken über 2 km Dicke ist er 5- bis 10-mal kleiner als adiabatisch. Der Viewer hält den LWC deshalb ab 500 m über der Basis auf dem dort erreichten Wert. Die Höhe über der Basis wird hypsometrisch aus Druck und Temperatur berechnet.</w:t>
+      </w:r>
+    </w:p>
+    <w:p>
+      <w:pPr>
+        <w:pStyle w:val="ListBullet"/>
+      </w:pPr>
+      <w:r>
+        <w:t xml:space="preserve">Labile Schichtung (Szenario „Labil“): Hier startet das aufsteigende Paket an der Unterkante der labilen Schicht, aus der Tafferner et al. (2003) das Szenario ableiten, sofern diese über der Wolkenbasis liegt. Einen Deckel gibt es nicht, weil in Quellwolken deutlich höhere LWC-Werte vorkommen (Krutina 2006, Tab. 10: häufig bis 5 g/m³). Diese Wahl der Basis ist eine eigene Festlegung.</w:t>
+      </w:r>
+    </w:p>
+    <w:p>
+      <w:pPr>
+        <w:pStyle w:val="Heading2"/>
+        <w:jc w:val="left"/>
+      </w:pPr>
+      <w:r>
+        <w:t xml:space="preserve">8.3  Intensität</w:t>
+      </w:r>
+    </w:p>
+    <w:p>
+      <w:pPr/>
+      <w:r>
+        <w:t xml:space="preserve">Die Klassen stammen aus Lewis (1947), zitiert nach Tafferner et al. (2003, Tab. 2). Für die Szenarien „Allgemein“ und „Warmer Stratus“ gilt die Spalte Schichtwolken, für „Labil“ die Spalte Quellwolken. Gefrierender Regen ist immer „stark“, weil dort große unterkühlte Tropfen fast sicher sind.</w:t>
+      </w:r>
+    </w:p>
+    <w:tbl>
+      <w:tblPr>
+        <w:tblStyle w:val="TableGrid"/>
+        <w:tblW w:type="auto" w:w="0"/>
+        <w:tblLook w:firstColumn="1" w:firstRow="1" w:lastColumn="0" w:lastRow="0" w:noHBand="0" w:noVBand="1" w:val="04A0"/>
+      </w:tblPr>
+      <w:tblGrid>
+        <w:gridCol w:w="3040"/>
+        <w:gridCol w:w="3041"/>
+        <w:gridCol w:w="3041"/>
+      </w:tblGrid>
+      <w:tr>
+        <w:tc>
+          <w:tcPr>
+            <w:tcW w:type="dxa" w:w="3040"/>
+          </w:tcPr>
+          <w:p>
+            <w:r>
+              <w:rPr>
+                <w:b/>
+              </w:rPr>
+              <w:t xml:space="preserve">Intensität</w:t>
+            </w:r>
+          </w:p>
+        </w:tc>
+        <w:tc>
+          <w:tcPr>
+            <w:tcW w:type="dxa" w:w="3041"/>
+          </w:tcPr>
+          <w:p>
+            <w:r>
+              <w:rPr>
+                <w:b/>
+              </w:rPr>
+              <w:t xml:space="preserve">Schichtwolken LWC [g/m³]</w:t>
+            </w:r>
+          </w:p>
+        </w:tc>
+        <w:tc>
+          <w:tcPr>
+            <w:tcW w:type="dxa" w:w="3041"/>
+          </w:tcPr>
+          <w:p>
+            <w:r>
+              <w:rPr>
+                <w:b/>
+              </w:rPr>
+              <w:t xml:space="preserve">Quellwolken LWC [g/m³]</w:t>
+            </w:r>
+          </w:p>
+        </w:tc>
+      </w:tr>
+      <w:tr>
+        <w:tc>
+          <w:tcPr>
+            <w:tcW w:type="dxa" w:w="3040"/>
+          </w:tcPr>
+          <w:p>
+            <w:r>
+              <w:t xml:space="preserve">Spuren</w:t>
+            </w:r>
+          </w:p>
+        </w:tc>
+        <w:tc>
+          <w:tcPr>
+            <w:tcW w:type="dxa" w:w="3041"/>
+          </w:tcPr>
+          <w:p>
+            <w:r>
+              <w:t xml:space="preserve">&lt; 0,11</w:t>
+            </w:r>
+          </w:p>
+        </w:tc>
+        <w:tc>
+          <w:tcPr>
+            <w:tcW w:type="dxa" w:w="3041"/>
+          </w:tcPr>
+          <w:p>
+            <w:r>
+              <w:t xml:space="preserve">&lt; 0,07</w:t>
+            </w:r>
+          </w:p>
+        </w:tc>
+      </w:tr>
+      <w:tr>
+        <w:tc>
+          <w:tcPr>
+            <w:tcW w:type="dxa" w:w="3040"/>
+          </w:tcPr>
+          <w:p>
+            <w:r>
+              <w:t xml:space="preserve">Leicht</w:t>
+            </w:r>
+          </w:p>
+        </w:tc>
+        <w:tc>
+          <w:tcPr>
+            <w:tcW w:type="dxa" w:w="3041"/>
+          </w:tcPr>
+          <w:p>
+            <w:r>
+              <w:t xml:space="preserve">0,11–0,69</w:t>
+            </w:r>
+          </w:p>
+        </w:tc>
+        <w:tc>
+          <w:tcPr>
+            <w:tcW w:type="dxa" w:w="3041"/>
+          </w:tcPr>
+          <w:p>
+            <w:r>
+              <w:t xml:space="preserve">0,07–0,50</w:t>
+            </w:r>
+          </w:p>
+        </w:tc>
+      </w:tr>
+      <w:tr>
+        <w:tc>
+          <w:tcPr>
+            <w:tcW w:type="dxa" w:w="3040"/>
+          </w:tcPr>
+          <w:p>
+            <w:r>
+              <w:t xml:space="preserve">Mäßig</w:t>
+            </w:r>
+          </w:p>
+        </w:tc>
+        <w:tc>
+          <w:tcPr>
+            <w:tcW w:type="dxa" w:w="3041"/>
+          </w:tcPr>
+          <w:p>
+            <w:r>
+              <w:t xml:space="preserve">0,69–1,33</w:t>
+            </w:r>
+          </w:p>
+        </w:tc>
+        <w:tc>
+          <w:tcPr>
+            <w:tcW w:type="dxa" w:w="3041"/>
+          </w:tcPr>
+          <w:p>
+            <w:r>
+              <w:t xml:space="preserve">0,50–1,0</w:t>
+            </w:r>
+          </w:p>
+        </w:tc>
+      </w:tr>
+      <w:tr>
+        <w:tc>
+          <w:tcPr>
+            <w:tcW w:type="dxa" w:w="3040"/>
+          </w:tcPr>
+          <w:p>
+            <w:r>
+              <w:t xml:space="preserve">Stark</w:t>
+            </w:r>
+          </w:p>
+        </w:tc>
+        <w:tc>
+          <w:tcPr>
+            <w:tcW w:type="dxa" w:w="3041"/>
+          </w:tcPr>
+          <w:p>
+            <w:r>
+              <w:t xml:space="preserve">&gt; 1,33</w:t>
+            </w:r>
+          </w:p>
+        </w:tc>
+        <w:tc>
+          <w:tcPr>
+            <w:tcW w:type="dxa" w:w="3041"/>
+          </w:tcPr>
+          <w:p>
+            <w:r>
+              <w:t xml:space="preserve">&gt; 1,0</w:t>
+            </w:r>
+          </w:p>
+        </w:tc>
+      </w:tr>
+    </w:tbl>
+    <w:p/>
+    <w:p>
+      <w:pPr/>
+      <w:r>
+        <w:t xml:space="preserve">Eigene Ergänzung: Unter −15 °C wird höchstens „mäßig“ ausgegeben, außer bei gefrierendem Regen. Grundlage ist Krutina (2006, 6.1a): Starke Vereisung ist unter −15 °C ungewöhnlich, und die Vereisung der Wolke, die der adiabatische LWC nicht kennt, setzt ab etwa −10 °C ein.</w:t>
+      </w:r>
+    </w:p>
+    <w:p>
+      <w:pPr/>
+      <w:r>
+        <w:t xml:space="preserve">Mit dem Deckel nach Korolev erreichen Schichtwolken die Schwelle für „mäßig“ (0,69 g/m³) nur selten; das deckt sich mit den Messungen (Korolev et al. 2007: höchster Wert pro Schicht im Mittel 0,32 g/m³, Maximum 1,0 g/m³) und mit Krutina (2006, Tab. 10: Schichtwolken im Mittel 0,1–0,4 g/m³). Pilotenmeldungen nennen in tiefen Schichtwolken aber durchaus „mäßig“ und „stark“ (Tafferner et al. 2003, Tab. 3). Die tatsächliche Vereisung hängt auch von der Tropfengröße (große unterkühlte Tropfen), dem Flugzeugtyp und der Flugdauer in der Wolke ab, die der LWC nicht abbildet. Die Intensitäten sind deshalb als Orientierung zu verstehen; Abweichungen von der Realität sollen gesammelt und die Schwellen dann angepasst werden.</w:t>
+      </w:r>
+    </w:p>
+    <w:p>
+      <w:pPr>
+        <w:pStyle w:val="Heading2"/>
+        <w:jc w:val="left"/>
+      </w:pPr>
+      <w:r>
+        <w:t xml:space="preserve">8.4  Art des Eisansatzes</w:t>
+      </w:r>
+    </w:p>
+    <w:p>
+      <w:pPr/>
+      <w:r>
+        <w:t xml:space="preserve">Die Eisart wird nach Krutina (2006, Tab. 23) aus Szenario und Temperatur abgeleitet: Klareis bei gefrierendem Regen und in labiler Schichtung bis −8 °C, Mischeis in labiler Schichtung von −9 bis −15 °C, Raueis in labiler Schichtung unter −15 °C sowie bei „Warmer Stratus“ und „Allgemein“.</w:t>
+      </w:r>
+    </w:p>
+    <w:p>
+      <w:pPr>
+        <w:pStyle w:val="Heading2"/>
+        <w:jc w:val="left"/>
+      </w:pPr>
+      <w:r>
+        <w:t xml:space="preserve">8.5  Modell-Wolkenwasser</w:t>
+      </w:r>
+    </w:p>
+    <w:p>
+      <w:pPr/>
+      <w:r>
+        <w:t xml:space="preserve">Liefert die Datenquelle Wolkenwasser und -eis (ICON-Modellflächen), zeigt die Spalte „Modell“, was das Modell in der Schicht meldet: „Wasser“, wenn ein Niveau Flüssigwasser enthält, „Eis“ bei reinem Wolkeneis, „–“ ohne Kondensat. Diese Angabe ist nur eine Zusatzinformation und fließt nicht in die Intensität ein. Tafferner et al. (2003) fanden, dass das Modell-Wolkenwasser in Vereisungszonen fast überall nahe null lag und als Maß der Intensität versagte. Die spätere ADWICE-Fassung (Kalinka et al. 2017) nutzt es nur noch als Hinweis, ob überhaupt Flüssigwasser vorhanden ist.</w:t>
+      </w:r>
+    </w:p>
+    <w:p>
+      <w:pPr>
+        <w:pStyle w:val="Heading2"/>
+        <w:jc w:val="left"/>
+      </w:pPr>
+      <w:r>
+        <w:t xml:space="preserve">8.6  Darstellung</w:t>
+      </w:r>
+    </w:p>
+    <w:p>
+      <w:pPr>
+        <w:pStyle w:val="ListBullet"/>
+      </w:pPr>
+      <w:r>
+        <w:t xml:space="preserve">Seitenleiste: eine Zeile je Schicht mit gleichem Szenario, gleicher Intensität und Eisart, als FL-Bereich (Flugfläche aus dem Druck nach ICAO-Standardatmosphäre). Das farbige Kästchen vor der Schicht zeigt das Szenario. Hält man die Maus kurz auf einer Zeile, zeigt ein Tooltip Szenario und maximalen LWC (nicht auf Touch-Geräten).</w:t>
+      </w:r>
+    </w:p>
+    <w:p>
+      <w:pPr>
+        <w:pStyle w:val="ListBullet"/>
+      </w:pPr>
+      <w:r>
+        <w:t xml:space="preserve">Diagramm: ein schmaler Balken am rechten Rand zeigt das Szenario in den ADWICE-Farben (blau allgemein, gelb warmer Stratus, grün labil, rot gefrierender Regen). Ab „leicht“ wird die Schicht zusätzlich über die volle Breite eingefärbt (hellblau leicht, gelb mäßig, rot stark).</w:t>
+      </w:r>
+    </w:p>
+    <w:p>
+      <w:pPr>
+        <w:pStyle w:val="ListBullet"/>
+      </w:pPr>
+      <w:r>
+        <w:t xml:space="preserve">−8D-Kurve (Godske, Krutina 2006, 6.2.1.1): gestrichelt bei 0 bis −40 °C, berechnet als −8·(T − Td). Liegt die Temperaturkurve links davon, ist Vereisung wahrscheinlich; im Bereich 0 bis −20 °C wird die Fläche zwischen T und −8D eingefärbt, schwächer dort, wo das Modell nur Wolkeneis meldet. Die Kurve dient der klassischen Auswertung und fließt nicht in die Tabelle ein.</w:t>
+      </w:r>
+    </w:p>
+    <w:p>
+      <w:pPr>
+        <w:pStyle w:val="Heading2"/>
+        <w:jc w:val="left"/>
+      </w:pPr>
+      <w:r>
+        <w:t xml:space="preserve">8.7  Beispiel</w:t>
+      </w:r>
+    </w:p>
+    <w:p>
+      <w:pPr/>
+      <w:r>
+        <w:t xml:space="preserve">ICON, 52,29° N / 60,96° W, 08.10.2026 12 UTC (+12 h): Die Luft ist von 894 hPa bis rund 630 hPa gesättigt und bis etwa 560 hPa feucht (RH ≥ 84 %); die 0-°C-Grenze liegt bei 880 hPa. Ausgegeben wird „leicht“ (Raueis) von FL041 bis FL122 und von FL140 bis FL159 im Szenario „Allgemein“; der LWC bleibt ab etwa 850 hPa bei 0,46 g/m³ stehen (Deckel nach Korolev). Dazwischen liegt eine dünne labile Schicht (FL122–FL140, Mischeis), die von ihrer eigenen Unterkante aus gerechnet bis „mäßig“ erreicht. Das Modell meldet bis FL122 Flüssigwasser, darüber nur Spuren von Wolkeneis. Ohne Deckel lag der adiabatische LWC oben bei 1,9 g/m³ und ergab „stark“; ADWICE in der Fassung von 2017 hätte wegen des Modell-Wolkenwassers „mäßig“ ausgegeben. Der Fall wird weiter beobachtet.</w:t>
+      </w:r>
+    </w:p>
+    <w:p>
+      <w:pPr>
+        <w:pStyle w:val="Heading1"/>
+        <w:jc w:val="left"/>
+      </w:pPr>
+      <w:r>
+        <w:t>9  Schichtwolkenerkennung</w:t>
       </w:r>
     </w:p>
     <w:p>
@@ -1446,7 +2026,7 @@
         <w:jc w:val="left"/>
       </w:pPr>
       <w:r>
-        <w:t>9  Hodograph</w:t>
+        <w:t>10  Hodograph</w:t>
       </w:r>
     </w:p>
     <w:p>
@@ -1595,7 +2175,7 @@
         <w:jc w:val="left"/>
       </w:pPr>
       <w:r>
-        <w:t>10  Labilitätsindizes</w:t>
+        <w:t>11  Labilitätsindizes</w:t>
       </w:r>
     </w:p>
     <w:p>
@@ -2007,7 +2587,7 @@
         <w:jc w:val="left"/>
       </w:pPr>
       <w:r>
-        <w:t>11  Bedienung</w:t>
+        <w:t>12  Bedienung</w:t>
       </w:r>
     </w:p>
     <w:p>
@@ -2016,7 +2596,7 @@
         <w:jc w:val="left"/>
       </w:pPr>
       <w:r>
-        <w:t>11.1  Daten laden</w:t>
+        <w:t>12.1  Daten laden</w:t>
       </w:r>
     </w:p>
     <w:p>
@@ -2115,7 +2695,7 @@
         <w:jc w:val="left"/>
       </w:pPr>
       <w:r>
-        <w:t>11.2  Navigation</w:t>
+        <w:t>12.2  Navigation</w:t>
       </w:r>
     </w:p>
     <w:p>
@@ -2164,7 +2744,7 @@
         <w:jc w:val="left"/>
       </w:pPr>
       <w:r>
-        <w:t>11.3  Diagrammwerte am Mauspunkt</w:t>
+        <w:t>12.3  Diagrammwerte am Mauspunkt</w:t>
       </w:r>
     </w:p>
     <w:p>
@@ -2625,7 +3205,7 @@
         <w:jc w:val="left"/>
       </w:pPr>
       <w:r>
-        <w:t>11.4  Optionale Overlays</w:t>
+        <w:t>12.4  Optionale Overlays</w:t>
       </w:r>
     </w:p>
     <w:tbl>
@@ -2739,6 +3319,28 @@
           </w:tcPr>
           <w:p>
             <w:r>
+              <w:t xml:space="preserve">Vereisung</w:t>
+            </w:r>
+          </w:p>
+        </w:tc>
+        <w:tc>
+          <w:tcPr>
+            <w:tcW w:type="dxa" w:w="4561"/>
+          </w:tcPr>
+          <w:p>
+            <w:r>
+              <w:t xml:space="preserve">Vereisungsschichten nach ADWICE (Szenario-Balken am rechten Rand, Intensität als farbige Hinterleuchtung) und −8D-Kurve mit Vereisungsfläche, s. Kap. 8</w:t>
+            </w:r>
+          </w:p>
+        </w:tc>
+      </w:tr>
+      <w:tr>
+        <w:tc>
+          <w:tcPr>
+            <w:tcW w:type="dxa" w:w="4561"/>
+          </w:tcPr>
+          <w:p>
+            <w:r>
               <w:t xml:space="preserve">Wolken im Diagramm</w:t>
             </w:r>
           </w:p>
@@ -2771,7 +3373,7 @@
           </w:tcPr>
           <w:p>
             <w:r>
-              <w:t xml:space="preserve">Wolkenquelle Modell (Standard) statt RH-Heuristik, s. Kap. 8</w:t>
+              <w:t xml:space="preserve">Wolkenquelle Modell (Standard) statt RH-Heuristik, s. Kap. 9</w:t>
             </w:r>
           </w:p>
         </w:tc>
@@ -2850,7 +3452,7 @@
         <w:jc w:val="left"/>
       </w:pPr>
       <w:r>
-        <w:t>11.5  Export</w:t>
+        <w:t>12.5  Export</w:t>
       </w:r>
     </w:p>
     <w:p>
@@ -2865,7 +3467,7 @@
         <w:jc w:val="left"/>
       </w:pPr>
       <w:r>
-        <w:t>12  Literatur</w:t>
+        <w:t>13  Literatur</w:t>
       </w:r>
     </w:p>
     <w:p>
@@ -2873,7 +3475,7 @@
         <w:pStyle w:val="ListBullet"/>
       </w:pPr>
       <w:r>
-        <w:t>Bolton, D. (1980): The computation of equivalent potential temperature. Mon. Wea. Rev., 108, 1046–1053.</w:t>
+        <w:t xml:space="preserve">Bolton, D. (1980): The computation of equivalent potential temperature. Mon. Wea. Rev., 108, 1046–1053.</w:t>
       </w:r>
     </w:p>
     <w:p>
@@ -2881,7 +3483,7 @@
         <w:pStyle w:val="ListBullet"/>
       </w:pPr>
       <w:r>
-        <w:t>Bourgouin, P. (1992): A method to determine precipitation types. Wea. Forecasting, 7, 231–238.</w:t>
+        <w:t xml:space="preserve">Bourgouin, P. (1992): A method to determine precipitation types. Wea. Forecasting, 7, 231–238.</w:t>
       </w:r>
     </w:p>
     <w:p>
@@ -2889,7 +3491,7 @@
         <w:pStyle w:val="ListBullet"/>
       </w:pPr>
       <w:r>
-        <w:t>Bunkers, M. J. et al. (2000): Predicting supercell motion using a new hodograph technique. Wea. Forecasting, 15, 61–79.</w:t>
+        <w:t xml:space="preserve">Bunkers, M. J. et al. (2000): Predicting supercell motion using a new hodograph technique. Wea. Forecasting, 15, 61–79.</w:t>
       </w:r>
     </w:p>
     <w:p>
@@ -2897,7 +3499,7 @@
         <w:pStyle w:val="ListBullet"/>
       </w:pPr>
       <w:r>
-        <w:t>Bunkers, M. J. et al. (2014): Observations of the 21 April 2007 tornadic supercell... [Effective-Layer-Methode]. Wea. Forecasting, 29, 1108–1134.</w:t>
+        <w:t xml:space="preserve">Bunkers, M. J. et al. (2014): Observations of the 21 April 2007 tornadic supercell... [Effective-Layer-Methode]. Wea. Forecasting, 29, 1108–1134.</w:t>
       </w:r>
     </w:p>
     <w:p>
@@ -2905,7 +3507,7 @@
         <w:pStyle w:val="ListBullet"/>
       </w:pPr>
       <w:r>
-        <w:t>Davies-Jones, R. P. (1990): The dependence of core pressure on the ambient flow and the implications for storm motion. J. Atmos. Sci., 47, 2420–2429.</w:t>
+        <w:t xml:space="preserve">Davies-Jones, R. P. (1990): The dependence of core pressure on the ambient flow and the implications for storm motion. J. Atmos. Sci., 47, 2420–2429.</w:t>
       </w:r>
     </w:p>
     <w:p>
@@ -2913,7 +3515,7 @@
         <w:pStyle w:val="ListBullet"/>
       </w:pPr>
       <w:r>
-        <w:t>Doswell, C. A., and Rasmussen, E. N. (1994): The effect of neglecting the virtual temperature correction on CAPE calculations. Wea. Forecasting, 9, 625–629.</w:t>
+        <w:t xml:space="preserve">Doswell, C. A., and Rasmussen, E. N. (1994): The effect of neglecting the virtual temperature correction on CAPE calculations. Wea. Forecasting, 9, 625–629.</w:t>
       </w:r>
     </w:p>
     <w:p>
@@ -2921,7 +3523,7 @@
         <w:pStyle w:val="ListBullet"/>
       </w:pPr>
       <w:r>
-        <w:t>Thompson, R. L. et al. (2004): Close proximity soundings within supercell environments obtained from the Rapid Update Cycle. Wea. Forecasting, 19, 1243–1261.</w:t>
+        <w:t xml:space="preserve">Forbes, G. S. et al. (1993): Examination of conditions in the proximity of pilot reports of icing during STORM-FEST. Preprints, 5th Int. Conf. on Aviation Weather Systems, AMS, 282–286.</w:t>
       </w:r>
     </w:p>
     <w:p>
@@ -2929,7 +3531,55 @@
         <w:pStyle w:val="ListBullet"/>
       </w:pPr>
       <w:r>
-        <w:t>WMO (2018): Guide to Meteorological Instruments and Methods of Observation. WMO-No. 8.</w:t>
+        <w:t xml:space="preserve">Kalinka, F. et al. (2017): The in-flight icing warning system ADWICE for European airspace – current structure, recent improvements and verification results. Meteorol. Z., 26, 441–455. DOI 10.1127/metz/2017/0756.</w:t>
+      </w:r>
+    </w:p>
+    <w:p>
+      <w:pPr>
+        <w:pStyle w:val="ListBullet"/>
+      </w:pPr>
+      <w:r>
+        <w:t xml:space="preserve">Korolev, A. V., Isaac, G. A., Strapp, J. W., Cober, S. G., and Barker, H. W. (2007): In situ measurements of liquid water content profiles in midlatitude stratiform clouds. Q. J. R. Meteorol. Soc., 133, 1693–1699. DOI 10.1002/qj.147.</w:t>
+      </w:r>
+    </w:p>
+    <w:p>
+      <w:pPr>
+        <w:pStyle w:val="ListBullet"/>
+      </w:pPr>
+      <w:r>
+        <w:t xml:space="preserve">Krutina, M. F. H. (2006): Flugmeteorologie – Vereisung. Wolkenschnüffler, Stand Dezember 2006.</w:t>
+      </w:r>
+    </w:p>
+    <w:p>
+      <w:pPr>
+        <w:pStyle w:val="ListBullet"/>
+      </w:pPr>
+      <w:r>
+        <w:t xml:space="preserve">Lewis, W. (1947): A flight investigation of the meteorological conditions conducive to the formation of ice on airplanes. NACA Tech. Note 1393.</w:t>
+      </w:r>
+    </w:p>
+    <w:p>
+      <w:pPr>
+        <w:pStyle w:val="ListBullet"/>
+      </w:pPr>
+      <w:r>
+        <w:t xml:space="preserve">Tafferner, A. et al. (2003): ADWICE: Advanced Diagnosis and Warning System for Aircraft Icing Environments. Wea. Forecasting, 18, 184–203.</w:t>
+      </w:r>
+    </w:p>
+    <w:p>
+      <w:pPr>
+        <w:pStyle w:val="ListBullet"/>
+      </w:pPr>
+      <w:r>
+        <w:t xml:space="preserve">Thompson, R. L. et al. (2004): Close proximity soundings within supercell environments obtained from the Rapid Update Cycle. Wea. Forecasting, 19, 1243–1261.</w:t>
+      </w:r>
+    </w:p>
+    <w:p>
+      <w:pPr>
+        <w:pStyle w:val="ListBullet"/>
+      </w:pPr>
+      <w:r>
+        <w:t xml:space="preserve">WMO (2018): Guide to Meteorological Instruments and Methods of Observation. WMO-No. 8.</w:t>
       </w:r>
     </w:p>
     <w:sectPr>
